--- a/release/星海知枢-工作台-v3.2.0-正式版/星海知枢-产品操作手册.docx
+++ b/release/星海知枢-工作台-v3.2.0-正式版/星海知枢-产品操作手册.docx
@@ -111,7 +111,7 @@
                 <w:color w:val="202536"/>
                 <w:sz w:val="19"/>
               </w:rPr>
-              <w:t>主题 3.2.0 / 插件 1.2.3</w:t>
+              <w:t>主题 3.2.0 / 插件 1.2.4</w:t>
             </w:r>
           </w:p>
         </w:tc>
@@ -1921,10 +1921,19 @@
     </w:p>
     <w:p>
       <w:pPr>
-        <w:pStyle w:val="Heading2"/>
+        <w:numPr>
+          <w:ilvl w:val="0"/>
+          <w:numId w:val="12"/>
+        </w:numPr>
+        <w:spacing w:after="100" w:line="300" w:lineRule="auto"/>
+        <w:ind w:left="540" w:hanging="271"/>
       </w:pPr>
       <w:r>
-        <w:t>5.3 专注计时</w:t>
+        <w:rPr>
+          <w:rFonts w:ascii="Arial Unicode MS" w:hAnsi="Arial Unicode MS" w:eastAsia="Arial Unicode MS" w:cs="Arial Unicode MS"/>
+          <w:color w:val="202536"/>
+        </w:rPr>
+        <w:t>点击“进行中的项目”卡片右上角的新增按钮。</w:t>
       </w:r>
     </w:p>
     <w:p>
@@ -1941,7 +1950,7 @@
           <w:rFonts w:ascii="Arial Unicode MS" w:hAnsi="Arial Unicode MS" w:eastAsia="Arial Unicode MS" w:cs="Arial Unicode MS"/>
           <w:color w:val="202536"/>
         </w:rPr>
-        <w:t>选择 25 分钟或 50 分钟。</w:t>
+        <w:t>首行填写项目名称，其余内容填写项目目标。</w:t>
       </w:r>
     </w:p>
     <w:p>
@@ -1958,7 +1967,7 @@
           <w:rFonts w:ascii="Arial Unicode MS" w:hAnsi="Arial Unicode MS" w:eastAsia="Arial Unicode MS" w:cs="Arial Unicode MS"/>
           <w:color w:val="202536"/>
         </w:rPr>
-        <w:t>核对当前专注目标，点击“开始专注”。</w:t>
+        <w:t>选择保存目录；若该类型尚未映射，可选择是否记住该目录。</w:t>
       </w:r>
     </w:p>
     <w:p>
@@ -1975,6 +1984,65 @@
           <w:rFonts w:ascii="Arial Unicode MS" w:hAnsi="Arial Unicode MS" w:eastAsia="Arial Unicode MS" w:cs="Arial Unicode MS"/>
           <w:color w:val="202536"/>
         </w:rPr>
+        <w:t>点击“创建记录”，插件写入 `type: project`、`status: active` 的 Markdown 项目笔记并刷新项目列表。</w:t>
+      </w:r>
+    </w:p>
+    <w:p>
+      <w:pPr>
+        <w:pStyle w:val="Heading2"/>
+      </w:pPr>
+      <w:r>
+        <w:t>5.3 专注计时</w:t>
+      </w:r>
+    </w:p>
+    <w:p>
+      <w:pPr>
+        <w:numPr>
+          <w:ilvl w:val="0"/>
+          <w:numId w:val="13"/>
+        </w:numPr>
+        <w:spacing w:after="100" w:line="300" w:lineRule="auto"/>
+        <w:ind w:left="540" w:hanging="271"/>
+      </w:pPr>
+      <w:r>
+        <w:rPr>
+          <w:rFonts w:ascii="Arial Unicode MS" w:hAnsi="Arial Unicode MS" w:eastAsia="Arial Unicode MS" w:cs="Arial Unicode MS"/>
+          <w:color w:val="202536"/>
+        </w:rPr>
+        <w:t>选择 25 分钟或 50 分钟。</w:t>
+      </w:r>
+    </w:p>
+    <w:p>
+      <w:pPr>
+        <w:numPr>
+          <w:ilvl w:val="0"/>
+          <w:numId w:val="13"/>
+        </w:numPr>
+        <w:spacing w:after="100" w:line="300" w:lineRule="auto"/>
+        <w:ind w:left="540" w:hanging="271"/>
+      </w:pPr>
+      <w:r>
+        <w:rPr>
+          <w:rFonts w:ascii="Arial Unicode MS" w:hAnsi="Arial Unicode MS" w:eastAsia="Arial Unicode MS" w:cs="Arial Unicode MS"/>
+          <w:color w:val="202536"/>
+        </w:rPr>
+        <w:t>核对当前专注目标，点击“开始专注”。</w:t>
+      </w:r>
+    </w:p>
+    <w:p>
+      <w:pPr>
+        <w:numPr>
+          <w:ilvl w:val="0"/>
+          <w:numId w:val="13"/>
+        </w:numPr>
+        <w:spacing w:after="100" w:line="300" w:lineRule="auto"/>
+        <w:ind w:left="540" w:hanging="271"/>
+      </w:pPr>
+      <w:r>
+        <w:rPr>
+          <w:rFonts w:ascii="Arial Unicode MS" w:hAnsi="Arial Unicode MS" w:eastAsia="Arial Unicode MS" w:cs="Arial Unicode MS"/>
+          <w:color w:val="202536"/>
+        </w:rPr>
         <w:t>在工作台查看剩余时间和当日累计。</w:t>
       </w:r>
     </w:p>
@@ -1982,7 +2050,7 @@
       <w:pPr>
         <w:numPr>
           <w:ilvl w:val="0"/>
-          <w:numId w:val="12"/>
+          <w:numId w:val="13"/>
         </w:numPr>
         <w:spacing w:after="100" w:line="300" w:lineRule="auto"/>
         <w:ind w:left="540" w:hanging="271"/>
@@ -2146,7 +2214,7 @@
                 <w:color w:val="202536"/>
                 <w:sz w:val="18"/>
               </w:rPr>
-              <w:t>显示今天、选中日期以及有无日记状态。</w:t>
+              <w:t>按 macOS 月历的周日到周六顺序显示完整六周、今天、选中日期以及有无日记状态。</w:t>
             </w:r>
           </w:p>
         </w:tc>
@@ -3025,7 +3093,7 @@
       <w:pPr>
         <w:numPr>
           <w:ilvl w:val="0"/>
-          <w:numId w:val="13"/>
+          <w:numId w:val="14"/>
         </w:numPr>
         <w:spacing w:after="100" w:line="300" w:lineRule="auto"/>
         <w:ind w:left="540" w:hanging="271"/>
@@ -3042,7 +3110,7 @@
       <w:pPr>
         <w:numPr>
           <w:ilvl w:val="0"/>
-          <w:numId w:val="13"/>
+          <w:numId w:val="14"/>
         </w:numPr>
         <w:spacing w:after="100" w:line="300" w:lineRule="auto"/>
         <w:ind w:left="540" w:hanging="271"/>
@@ -3059,7 +3127,7 @@
       <w:pPr>
         <w:numPr>
           <w:ilvl w:val="0"/>
-          <w:numId w:val="13"/>
+          <w:numId w:val="14"/>
         </w:numPr>
         <w:spacing w:after="100" w:line="300" w:lineRule="auto"/>
         <w:ind w:left="540" w:hanging="271"/>
@@ -3084,7 +3152,7 @@
       <w:pPr>
         <w:numPr>
           <w:ilvl w:val="0"/>
-          <w:numId w:val="14"/>
+          <w:numId w:val="15"/>
         </w:numPr>
         <w:spacing w:after="100" w:line="300" w:lineRule="auto"/>
         <w:ind w:left="540" w:hanging="271"/>
@@ -3101,7 +3169,7 @@
       <w:pPr>
         <w:numPr>
           <w:ilvl w:val="0"/>
-          <w:numId w:val="14"/>
+          <w:numId w:val="15"/>
         </w:numPr>
         <w:spacing w:after="100" w:line="300" w:lineRule="auto"/>
         <w:ind w:left="540" w:hanging="271"/>
@@ -3118,7 +3186,7 @@
       <w:pPr>
         <w:numPr>
           <w:ilvl w:val="0"/>
-          <w:numId w:val="14"/>
+          <w:numId w:val="15"/>
         </w:numPr>
         <w:spacing w:after="100" w:line="300" w:lineRule="auto"/>
         <w:ind w:left="540" w:hanging="271"/>
@@ -3536,7 +3604,7 @@
           <w:rFonts w:ascii="Arial Unicode MS" w:hAnsi="Arial Unicode MS" w:eastAsia="Arial Unicode MS" w:cs="Arial Unicode MS"/>
           <w:color w:val="202536"/>
         </w:rPr>
-        <w:t>主题 3.2.0 和插件 1.2.3 正常加载。</w:t>
+        <w:t>主题 3.2.0 和插件 1.2.4 正常加载。</w:t>
       </w:r>
     </w:p>
     <w:p>
@@ -3648,7 +3716,7 @@
         <w:color w:val="667085"/>
         <w:sz w:val="17"/>
       </w:rPr>
-      <w:t xml:space="preserve">主题 3.2.0  ·  插件 1.2.3  ·  第 </w:t>
+      <w:t xml:space="preserve">主题 3.2.0  ·  插件 1.2.4  ·  第 </w:t>
     </w:r>
     <w:r>
       <w:rPr>
@@ -3987,6 +4055,24 @@
   </w:abstractNum>
   <w:num w:numId="14">
     <w:abstractNumId w:val="13"/>
+  </w:num>
+  <w:abstractNum w:abstractNumId="14">
+    <w:multiLevelType w:val="singleLevel"/>
+    <w:lvl w:ilvl="0">
+      <w:start w:val="1"/>
+      <w:numFmt w:val="decimal"/>
+      <w:lvlText w:val="%1."/>
+      <w:suff w:val="tab"/>
+      <w:pPr>
+        <w:tabs>
+          <w:tab w:val="num" w:pos="540"/>
+        </w:tabs>
+        <w:ind w:left="540" w:hanging="270"/>
+      </w:pPr>
+    </w:lvl>
+  </w:abstractNum>
+  <w:num w:numId="15">
+    <w:abstractNumId w:val="14"/>
   </w:num>
 </w:numbering>
 </file>
